--- a/BITACORA de Trabajo G3.docx
+++ b/BITACORA de Trabajo G3.docx
@@ -1,6 +1,6 @@
 
 <file path=word/document.xml><?xml version="1.0" encoding="utf-8"?>
-<w:document xmlns:wpc="http://schemas.microsoft.com/office/word/2010/wordprocessingCanvas" xmlns:cx="http://schemas.microsoft.com/office/drawing/2014/chartex" xmlns:cx1="http://schemas.microsoft.com/office/drawing/2015/9/8/chartex" xmlns:cx2="http://schemas.microsoft.com/office/drawing/2015/10/21/chartex" xmlns:cx3="http://schemas.microsoft.com/office/drawing/2016/5/9/chartex" xmlns:cx4="http://schemas.microsoft.com/office/drawing/2016/5/10/chartex" xmlns:cx5="http://schemas.microsoft.com/office/drawing/2016/5/11/chartex" xmlns:cx6="http://schemas.microsoft.com/office/drawing/2016/5/12/chartex" xmlns:cx7="http://schemas.microsoft.com/office/drawing/2016/5/13/chartex" xmlns:cx8="http://schemas.microsoft.com/office/drawing/2016/5/14/chartex" xmlns:mc="http://schemas.openxmlformats.org/markup-compatibility/2006" xmlns:aink="http://schemas.microsoft.com/office/drawing/2016/ink" xmlns:am3d="http://schemas.microsoft.com/office/drawing/2017/model3d" xmlns:o="urn:schemas-microsoft-com:office:office" xmlns:oel="http://schemas.microsoft.com/office/2019/extlst" xmlns:r="http://schemas.openxmlformats.org/officeDocument/2006/relationships" xmlns:m="http://schemas.openxmlformats.org/officeDocument/2006/math" xmlns:v="urn:schemas-microsoft-com:vml" xmlns:wp14="http://schemas.microsoft.com/office/word/2010/wordprocessingDrawing" xmlns:wp="http://schemas.openxmlformats.org/drawingml/2006/wordprocessingDrawing" xmlns:w10="urn:schemas-microsoft-com:office:word" xmlns:w="http://schemas.openxmlformats.org/wordprocessingml/2006/main" xmlns:w14="http://schemas.microsoft.com/office/word/2010/wordml" xmlns:w15="http://schemas.microsoft.com/office/word/2012/wordml" xmlns:w16cex="http://schemas.microsoft.com/office/word/2018/wordml/cex" xmlns:w16cid="http://schemas.microsoft.com/office/word/2016/wordml/cid" xmlns:w16="http://schemas.microsoft.com/office/word/2018/wordml" xmlns:w16du="http://schemas.microsoft.com/office/word/2023/wordml/word16du" xmlns:w16sdtdh="http://schemas.microsoft.com/office/word/2020/wordml/sdtdatahash" xmlns:w16sdtfl="http://schemas.microsoft.com/office/word/2024/wordml/sdtformatlock" xmlns:w16se="http://schemas.microsoft.com/office/word/2015/wordml/symex" xmlns:wpg="http://schemas.microsoft.com/office/word/2010/wordprocessingGroup" xmlns:wpi="http://schemas.microsoft.com/office/word/2010/wordprocessingInk" xmlns:wne="http://schemas.microsoft.com/office/word/2006/wordml" xmlns:wps="http://schemas.microsoft.com/office/word/2010/wordprocessingShape" mc:Ignorable="w14 w15 w16se w16cid w16 w16cex w16sdtdh w16sdtfl w16du wp14">
+<w:document xmlns:wpc="http://schemas.microsoft.com/office/word/2010/wordprocessingCanvas" xmlns:cx="http://schemas.microsoft.com/office/drawing/2014/chartex" xmlns:cx1="http://schemas.microsoft.com/office/drawing/2015/9/8/chartex" xmlns:cx2="http://schemas.microsoft.com/office/drawing/2015/10/21/chartex" xmlns:cx3="http://schemas.microsoft.com/office/drawing/2016/5/9/chartex" xmlns:cx4="http://schemas.microsoft.com/office/drawing/2016/5/10/chartex" xmlns:cx5="http://schemas.microsoft.com/office/drawing/2016/5/11/chartex" xmlns:cx6="http://schemas.microsoft.com/office/drawing/2016/5/12/chartex" xmlns:cx7="http://schemas.microsoft.com/office/drawing/2016/5/13/chartex" xmlns:cx8="http://schemas.microsoft.com/office/drawing/2016/5/14/chartex" xmlns:mc="http://schemas.openxmlformats.org/markup-compatibility/2006" xmlns:aink="http://schemas.microsoft.com/office/drawing/2016/ink" xmlns:am3d="http://schemas.microsoft.com/office/drawing/2017/model3d" xmlns:o="urn:schemas-microsoft-com:office:office" xmlns:oel="http://schemas.microsoft.com/office/2019/extlst" xmlns:r="http://schemas.openxmlformats.org/officeDocument/2006/relationships" xmlns:m="http://schemas.openxmlformats.org/officeDocument/2006/math" xmlns:v="urn:schemas-microsoft-com:vml" xmlns:wp14="http://schemas.microsoft.com/office/word/2010/wordprocessingDrawing" xmlns:wp="http://schemas.openxmlformats.org/drawingml/2006/wordprocessingDrawing" xmlns:w10="urn:schemas-microsoft-com:office:word" xmlns:w="http://schemas.openxmlformats.org/wordprocessingml/2006/main" xmlns:w14="http://schemas.microsoft.com/office/word/2010/wordml" xmlns:w15="http://schemas.microsoft.com/office/word/2012/wordml" xmlns:w16cei="http://schemas.microsoft.com/office/word/2026/wordml/cei" xmlns:w16cex="http://schemas.microsoft.com/office/word/2018/wordml/cex" xmlns:w16cid="http://schemas.microsoft.com/office/word/2016/wordml/cid" xmlns:w16="http://schemas.microsoft.com/office/word/2018/wordml" xmlns:w16du="http://schemas.microsoft.com/office/word/2023/wordml/word16du" xmlns:w16sdtdh="http://schemas.microsoft.com/office/word/2020/wordml/sdtdatahash" xmlns:w16sdtfl="http://schemas.microsoft.com/office/word/2024/wordml/sdtformatlock" xmlns:w16se="http://schemas.microsoft.com/office/word/2015/wordml/symex" xmlns:wpg="http://schemas.microsoft.com/office/word/2010/wordprocessingGroup" xmlns:wpi="http://schemas.microsoft.com/office/word/2010/wordprocessingInk" xmlns:wne="http://schemas.microsoft.com/office/word/2006/wordml" xmlns:wps="http://schemas.microsoft.com/office/word/2010/wordprocessingShape" mc:Ignorable="w14 w15 w16se w16cid w16 w16cex w16sdtdh w16sdtfl w16du wp14">
   <w:body>
     <w:p>
       <w:pPr>
@@ -338,7 +338,31 @@
                 <w:sz w:val="24"/>
                 <w:szCs w:val="24"/>
               </w:rPr>
-              <w:t>2/7/2026</w:t>
+              <w:t>13</w:t>
+            </w:r>
+            <w:r>
+              <w:rPr>
+                <w:rFonts w:ascii="Arial" w:hAnsi="Arial" w:cs="Arial"/>
+                <w:sz w:val="24"/>
+                <w:szCs w:val="24"/>
+              </w:rPr>
+              <w:t>/</w:t>
+            </w:r>
+            <w:r>
+              <w:rPr>
+                <w:rFonts w:ascii="Arial" w:hAnsi="Arial" w:cs="Arial"/>
+                <w:sz w:val="24"/>
+                <w:szCs w:val="24"/>
+              </w:rPr>
+              <w:t>8</w:t>
+            </w:r>
+            <w:r>
+              <w:rPr>
+                <w:rFonts w:ascii="Arial" w:hAnsi="Arial" w:cs="Arial"/>
+                <w:sz w:val="24"/>
+                <w:szCs w:val="24"/>
+              </w:rPr>
+              <w:t>/2026</w:t>
             </w:r>
           </w:p>
           <w:p>
@@ -596,7 +620,29 @@
                 <w:sz w:val="24"/>
                 <w:szCs w:val="24"/>
               </w:rPr>
-              <w:t>Valerio Chavez José Antonio</w:t>
+              <w:t xml:space="preserve">Valerio </w:t>
+            </w:r>
+            <w:proofErr w:type="spellStart"/>
+            <w:r>
+              <w:rPr>
+                <w:rFonts w:ascii="Arial" w:hAnsi="Arial" w:cs="Arial"/>
+                <w:b/>
+                <w:bCs/>
+                <w:sz w:val="24"/>
+                <w:szCs w:val="24"/>
+              </w:rPr>
+              <w:t>Chavez</w:t>
+            </w:r>
+            <w:proofErr w:type="spellEnd"/>
+            <w:r>
+              <w:rPr>
+                <w:rFonts w:ascii="Arial" w:hAnsi="Arial" w:cs="Arial"/>
+                <w:b/>
+                <w:bCs/>
+                <w:sz w:val="24"/>
+                <w:szCs w:val="24"/>
+              </w:rPr>
+              <w:t xml:space="preserve"> José Antonio</w:t>
             </w:r>
           </w:p>
           <w:p>
@@ -2654,6 +2700,1217 @@
           <w:szCs w:val="24"/>
         </w:rPr>
       </w:pPr>
+    </w:p>
+    <w:p>
+      <w:pPr>
+        <w:rPr>
+          <w:rFonts w:ascii="Times New Roman" w:hAnsi="Times New Roman" w:cs="Times New Roman"/>
+          <w:b/>
+          <w:sz w:val="24"/>
+          <w:szCs w:val="24"/>
+        </w:rPr>
+      </w:pPr>
+    </w:p>
+    <w:p>
+      <w:pPr>
+        <w:rPr>
+          <w:rFonts w:ascii="Times New Roman" w:hAnsi="Times New Roman" w:cs="Times New Roman"/>
+          <w:b/>
+          <w:sz w:val="24"/>
+          <w:szCs w:val="24"/>
+        </w:rPr>
+      </w:pPr>
+    </w:p>
+    <w:p>
+      <w:pPr>
+        <w:rPr>
+          <w:rFonts w:ascii="Arial" w:hAnsi="Arial" w:cs="Arial"/>
+          <w:sz w:val="24"/>
+          <w:szCs w:val="24"/>
+          <w:lang w:val="es-419"/>
+        </w:rPr>
+      </w:pPr>
+    </w:p>
+    <w:p>
+      <w:pPr>
+        <w:rPr>
+          <w:rFonts w:ascii="Arial" w:hAnsi="Arial" w:cs="Arial"/>
+          <w:sz w:val="24"/>
+          <w:szCs w:val="24"/>
+          <w:lang w:val="es-419"/>
+        </w:rPr>
+      </w:pPr>
+    </w:p>
+    <w:p>
+      <w:pPr>
+        <w:rPr>
+          <w:rFonts w:ascii="Arial" w:hAnsi="Arial" w:cs="Arial"/>
+          <w:sz w:val="24"/>
+          <w:szCs w:val="24"/>
+          <w:lang w:val="es-419"/>
+        </w:rPr>
+      </w:pPr>
+    </w:p>
+    <w:p>
+      <w:pPr>
+        <w:rPr>
+          <w:rFonts w:ascii="Arial" w:hAnsi="Arial" w:cs="Arial"/>
+          <w:sz w:val="24"/>
+          <w:szCs w:val="24"/>
+        </w:rPr>
+      </w:pPr>
+      <w:r>
+        <w:rPr>
+          <w:rFonts w:ascii="Arial" w:hAnsi="Arial" w:cs="Arial"/>
+          <w:sz w:val="24"/>
+          <w:szCs w:val="24"/>
+        </w:rPr>
+        <w:t xml:space="preserve">Fecha: 02/07/2026 </w:t>
+      </w:r>
+      <w:r>
+        <w:rPr>
+          <w:rFonts w:ascii="Arial" w:hAnsi="Arial" w:cs="Arial"/>
+          <w:sz w:val="24"/>
+          <w:szCs w:val="24"/>
+        </w:rPr>
+        <w:br/>
+        <w:t>ASUNTOS TRATADOS:</w:t>
+      </w:r>
+      <w:r>
+        <w:rPr>
+          <w:rFonts w:ascii="Arial" w:hAnsi="Arial" w:cs="Arial"/>
+          <w:sz w:val="24"/>
+          <w:szCs w:val="24"/>
+        </w:rPr>
+        <w:br/>
+        <w:t xml:space="preserve">Se realiza la entrega correspondiente a la Fase 1 del proyecto. </w:t>
+      </w:r>
+    </w:p>
+    <w:p>
+      <w:pPr>
+        <w:rPr>
+          <w:rFonts w:ascii="Arial" w:hAnsi="Arial" w:cs="Arial"/>
+          <w:sz w:val="24"/>
+          <w:szCs w:val="24"/>
+        </w:rPr>
+      </w:pPr>
+    </w:p>
+    <w:p>
+      <w:pPr>
+        <w:spacing w:after="0"/>
+        <w:rPr>
+          <w:rFonts w:ascii="Arial" w:hAnsi="Arial" w:cs="Arial"/>
+          <w:sz w:val="24"/>
+          <w:szCs w:val="24"/>
+        </w:rPr>
+      </w:pPr>
+      <w:r>
+        <w:rPr>
+          <w:rFonts w:ascii="Arial" w:hAnsi="Arial" w:cs="Arial"/>
+          <w:sz w:val="24"/>
+          <w:szCs w:val="24"/>
+        </w:rPr>
+        <w:t>Fecha: 0</w:t>
+      </w:r>
+      <w:r>
+        <w:rPr>
+          <w:rFonts w:ascii="Arial" w:hAnsi="Arial" w:cs="Arial"/>
+          <w:sz w:val="24"/>
+          <w:szCs w:val="24"/>
+        </w:rPr>
+        <w:t>4</w:t>
+      </w:r>
+      <w:r>
+        <w:rPr>
+          <w:rFonts w:ascii="Arial" w:hAnsi="Arial" w:cs="Arial"/>
+          <w:sz w:val="24"/>
+          <w:szCs w:val="24"/>
+        </w:rPr>
+        <w:t xml:space="preserve">/07/2026 </w:t>
+      </w:r>
+      <w:r>
+        <w:rPr>
+          <w:rFonts w:ascii="Arial" w:hAnsi="Arial" w:cs="Arial"/>
+          <w:sz w:val="24"/>
+          <w:szCs w:val="24"/>
+        </w:rPr>
+        <w:br/>
+        <w:t>ASUNTOS TRATADOS:</w:t>
+      </w:r>
+    </w:p>
+    <w:p>
+      <w:pPr>
+        <w:rPr>
+          <w:rFonts w:ascii="Arial" w:hAnsi="Arial" w:cs="Arial"/>
+          <w:sz w:val="24"/>
+          <w:szCs w:val="24"/>
+        </w:rPr>
+      </w:pPr>
+      <w:r>
+        <w:rPr>
+          <w:rFonts w:ascii="Arial" w:hAnsi="Arial" w:cs="Arial"/>
+          <w:sz w:val="24"/>
+          <w:szCs w:val="24"/>
+        </w:rPr>
+        <w:t>S</w:t>
+      </w:r>
+      <w:r>
+        <w:rPr>
+          <w:rFonts w:ascii="Arial" w:hAnsi="Arial" w:cs="Arial"/>
+          <w:sz w:val="24"/>
+          <w:szCs w:val="24"/>
+        </w:rPr>
+        <w:t>e revisan las indicaciones para continuar con la Fase 2 y se identifican los nuevos elementos que deberán desarrollarse. El equipo acuerda continuar trabajando sobre el documento existente y organizar las nuevas tareas correspondientes al diseño conceptual de la solución.</w:t>
+      </w:r>
+    </w:p>
+    <w:p>
+      <w:pPr>
+        <w:rPr>
+          <w:rFonts w:ascii="Arial" w:hAnsi="Arial" w:cs="Arial"/>
+          <w:sz w:val="24"/>
+          <w:szCs w:val="24"/>
+        </w:rPr>
+      </w:pPr>
+    </w:p>
+    <w:p>
+      <w:pPr>
+        <w:spacing w:after="0"/>
+        <w:rPr>
+          <w:rFonts w:ascii="Arial" w:hAnsi="Arial" w:cs="Arial"/>
+          <w:sz w:val="24"/>
+          <w:szCs w:val="24"/>
+        </w:rPr>
+      </w:pPr>
+      <w:r>
+        <w:rPr>
+          <w:rFonts w:ascii="Arial" w:hAnsi="Arial" w:cs="Arial"/>
+          <w:sz w:val="24"/>
+          <w:szCs w:val="24"/>
+        </w:rPr>
+        <w:t>Fecha: 0</w:t>
+      </w:r>
+      <w:r>
+        <w:rPr>
+          <w:rFonts w:ascii="Arial" w:hAnsi="Arial" w:cs="Arial"/>
+          <w:sz w:val="24"/>
+          <w:szCs w:val="24"/>
+        </w:rPr>
+        <w:t>6</w:t>
+      </w:r>
+      <w:r>
+        <w:rPr>
+          <w:rFonts w:ascii="Arial" w:hAnsi="Arial" w:cs="Arial"/>
+          <w:sz w:val="24"/>
+          <w:szCs w:val="24"/>
+        </w:rPr>
+        <w:t xml:space="preserve">/07/2026 </w:t>
+      </w:r>
+      <w:r>
+        <w:rPr>
+          <w:rFonts w:ascii="Arial" w:hAnsi="Arial" w:cs="Arial"/>
+          <w:sz w:val="24"/>
+          <w:szCs w:val="24"/>
+        </w:rPr>
+        <w:br/>
+        <w:t>ASUNTOS TRATADOS:</w:t>
+      </w:r>
+    </w:p>
+    <w:p>
+      <w:pPr>
+        <w:rPr>
+          <w:rFonts w:ascii="Arial" w:hAnsi="Arial" w:cs="Arial"/>
+          <w:sz w:val="24"/>
+          <w:szCs w:val="24"/>
+        </w:rPr>
+      </w:pPr>
+      <w:r>
+        <w:rPr>
+          <w:rFonts w:ascii="Arial" w:hAnsi="Arial" w:cs="Arial"/>
+          <w:sz w:val="24"/>
+          <w:szCs w:val="24"/>
+        </w:rPr>
+        <w:t xml:space="preserve">Se realiza una reunión del equipo para organizar el trabajo de la Fase 2. Se revisan los requerimientos e historias de usuario desarrollados anteriormente y se determina la necesidad de actualizar el </w:t>
+      </w:r>
+      <w:proofErr w:type="spellStart"/>
+      <w:r>
+        <w:rPr>
+          <w:rFonts w:ascii="Arial" w:hAnsi="Arial" w:cs="Arial"/>
+          <w:sz w:val="24"/>
+          <w:szCs w:val="24"/>
+        </w:rPr>
+        <w:t>Product</w:t>
+      </w:r>
+      <w:proofErr w:type="spellEnd"/>
+      <w:r>
+        <w:rPr>
+          <w:rFonts w:ascii="Arial" w:hAnsi="Arial" w:cs="Arial"/>
+          <w:sz w:val="24"/>
+          <w:szCs w:val="24"/>
+        </w:rPr>
+        <w:t xml:space="preserve"> Backlog. Se distribuyen las tareas iniciales relacionadas con backlog, planificación de </w:t>
+      </w:r>
+      <w:proofErr w:type="spellStart"/>
+      <w:r>
+        <w:rPr>
+          <w:rFonts w:ascii="Arial" w:hAnsi="Arial" w:cs="Arial"/>
+          <w:sz w:val="24"/>
+          <w:szCs w:val="24"/>
+        </w:rPr>
+        <w:t>sprints</w:t>
+      </w:r>
+      <w:proofErr w:type="spellEnd"/>
+      <w:r>
+        <w:rPr>
+          <w:rFonts w:ascii="Arial" w:hAnsi="Arial" w:cs="Arial"/>
+          <w:sz w:val="24"/>
+          <w:szCs w:val="24"/>
+        </w:rPr>
+        <w:t>, diagramas UML y diseño de la solución.</w:t>
+      </w:r>
+    </w:p>
+    <w:p>
+      <w:pPr>
+        <w:rPr>
+          <w:rFonts w:ascii="Arial" w:hAnsi="Arial" w:cs="Arial"/>
+          <w:sz w:val="24"/>
+          <w:szCs w:val="24"/>
+        </w:rPr>
+      </w:pPr>
+    </w:p>
+    <w:p>
+      <w:pPr>
+        <w:spacing w:after="0"/>
+        <w:rPr>
+          <w:rFonts w:ascii="Arial" w:hAnsi="Arial" w:cs="Arial"/>
+          <w:sz w:val="24"/>
+          <w:szCs w:val="24"/>
+          <w:lang w:val="es-419"/>
+        </w:rPr>
+      </w:pPr>
+      <w:r>
+        <w:rPr>
+          <w:rFonts w:ascii="Arial" w:hAnsi="Arial" w:cs="Arial"/>
+          <w:sz w:val="24"/>
+          <w:szCs w:val="24"/>
+          <w:lang w:val="es-419"/>
+        </w:rPr>
+        <w:t xml:space="preserve">Fecha: 09/07/2026 </w:t>
+      </w:r>
+      <w:r>
+        <w:rPr>
+          <w:rFonts w:ascii="Arial" w:hAnsi="Arial" w:cs="Arial"/>
+          <w:sz w:val="24"/>
+          <w:szCs w:val="24"/>
+          <w:lang w:val="es-419"/>
+        </w:rPr>
+        <w:br/>
+        <w:t>ASUNTOS TRATADOS:</w:t>
+      </w:r>
+      <w:r>
+        <w:rPr>
+          <w:rFonts w:ascii="Arial" w:hAnsi="Arial" w:cs="Arial"/>
+          <w:sz w:val="24"/>
+          <w:szCs w:val="24"/>
+          <w:lang w:val="es-419"/>
+        </w:rPr>
+        <w:br/>
+        <w:t xml:space="preserve">Se trabaja en la revisión y actualización del </w:t>
+      </w:r>
+      <w:proofErr w:type="spellStart"/>
+      <w:r>
+        <w:rPr>
+          <w:rFonts w:ascii="Arial" w:hAnsi="Arial" w:cs="Arial"/>
+          <w:sz w:val="24"/>
+          <w:szCs w:val="24"/>
+          <w:lang w:val="es-419"/>
+        </w:rPr>
+        <w:t>Product</w:t>
+      </w:r>
+      <w:proofErr w:type="spellEnd"/>
+      <w:r>
+        <w:rPr>
+          <w:rFonts w:ascii="Arial" w:hAnsi="Arial" w:cs="Arial"/>
+          <w:sz w:val="24"/>
+          <w:szCs w:val="24"/>
+          <w:lang w:val="es-419"/>
+        </w:rPr>
+        <w:t xml:space="preserve"> Backlog. Se analizan las historias de usuario existentes y se incorporan nuevas necesidades encontradas durante el refinamiento de requisitos. También se revisan prioridades, dependencias y la relación de las funcionalidades con los objetivos del sistema.</w:t>
+      </w:r>
+    </w:p>
+    <w:p>
+      <w:pPr>
+        <w:rPr>
+          <w:rFonts w:ascii="Arial" w:hAnsi="Arial" w:cs="Arial"/>
+          <w:sz w:val="24"/>
+          <w:szCs w:val="24"/>
+          <w:lang w:val="es-419"/>
+        </w:rPr>
+      </w:pPr>
+      <w:r>
+        <w:rPr>
+          <w:rFonts w:ascii="Arial" w:hAnsi="Arial" w:cs="Arial"/>
+          <w:sz w:val="24"/>
+          <w:szCs w:val="24"/>
+          <w:lang w:val="es-419"/>
+        </w:rPr>
+        <w:t xml:space="preserve">En el </w:t>
+      </w:r>
+      <w:proofErr w:type="spellStart"/>
+      <w:r>
+        <w:rPr>
+          <w:rFonts w:ascii="Arial" w:hAnsi="Arial" w:cs="Arial"/>
+          <w:sz w:val="24"/>
+          <w:szCs w:val="24"/>
+          <w:lang w:val="es-419"/>
+        </w:rPr>
+        <w:t>doc</w:t>
+      </w:r>
+      <w:proofErr w:type="spellEnd"/>
+      <w:r>
+        <w:rPr>
+          <w:rFonts w:ascii="Arial" w:hAnsi="Arial" w:cs="Arial"/>
+          <w:sz w:val="24"/>
+          <w:szCs w:val="24"/>
+          <w:lang w:val="es-419"/>
+        </w:rPr>
+        <w:t xml:space="preserve"> se</w:t>
+      </w:r>
+      <w:r>
+        <w:rPr>
+          <w:rFonts w:ascii="Arial" w:hAnsi="Arial" w:cs="Arial"/>
+          <w:sz w:val="24"/>
+          <w:szCs w:val="24"/>
+          <w:lang w:val="es-419"/>
+        </w:rPr>
+        <w:t xml:space="preserve"> amplió el backlog con funcionalidades de evidencias, seguimiento, carga de trabajo, reportes y notificaciones.</w:t>
+      </w:r>
+    </w:p>
+    <w:p>
+      <w:pPr>
+        <w:rPr>
+          <w:rFonts w:ascii="Arial" w:hAnsi="Arial" w:cs="Arial"/>
+          <w:sz w:val="24"/>
+          <w:szCs w:val="24"/>
+          <w:lang w:val="es-419"/>
+        </w:rPr>
+      </w:pPr>
+    </w:p>
+    <w:p>
+      <w:pPr>
+        <w:rPr>
+          <w:rFonts w:ascii="Arial" w:hAnsi="Arial" w:cs="Arial"/>
+          <w:sz w:val="24"/>
+          <w:szCs w:val="24"/>
+        </w:rPr>
+      </w:pPr>
+    </w:p>
+    <w:p>
+      <w:pPr>
+        <w:rPr>
+          <w:rFonts w:ascii="Arial" w:hAnsi="Arial" w:cs="Arial"/>
+          <w:sz w:val="24"/>
+          <w:szCs w:val="24"/>
+        </w:rPr>
+      </w:pPr>
+    </w:p>
+    <w:p>
+      <w:pPr>
+        <w:rPr>
+          <w:rFonts w:ascii="Arial" w:hAnsi="Arial" w:cs="Arial"/>
+          <w:sz w:val="24"/>
+          <w:szCs w:val="24"/>
+        </w:rPr>
+      </w:pPr>
+    </w:p>
+    <w:p>
+      <w:pPr>
+        <w:rPr>
+          <w:rFonts w:ascii="Arial" w:hAnsi="Arial" w:cs="Arial"/>
+          <w:sz w:val="24"/>
+          <w:szCs w:val="24"/>
+        </w:rPr>
+      </w:pPr>
+    </w:p>
+    <w:p>
+      <w:pPr>
+        <w:spacing w:after="0"/>
+        <w:rPr>
+          <w:rFonts w:ascii="Arial" w:hAnsi="Arial" w:cs="Arial"/>
+          <w:sz w:val="24"/>
+          <w:szCs w:val="24"/>
+        </w:rPr>
+      </w:pPr>
+      <w:r>
+        <w:rPr>
+          <w:rFonts w:ascii="Arial" w:hAnsi="Arial" w:cs="Arial"/>
+          <w:sz w:val="24"/>
+          <w:szCs w:val="24"/>
+        </w:rPr>
+        <w:lastRenderedPageBreak/>
+        <w:t>Fecha: 12/07/2026</w:t>
+      </w:r>
+      <w:r>
+        <w:rPr>
+          <w:rFonts w:ascii="Arial" w:hAnsi="Arial" w:cs="Arial"/>
+          <w:sz w:val="24"/>
+          <w:szCs w:val="24"/>
+        </w:rPr>
+        <w:br/>
+        <w:t>ASUNTOS TRATADOS:</w:t>
+      </w:r>
+      <w:r>
+        <w:rPr>
+          <w:rFonts w:ascii="Arial" w:hAnsi="Arial" w:cs="Arial"/>
+          <w:sz w:val="24"/>
+          <w:szCs w:val="24"/>
+        </w:rPr>
+        <w:br/>
+        <w:t xml:space="preserve">Se continúa con el refinamiento del </w:t>
+      </w:r>
+      <w:proofErr w:type="spellStart"/>
+      <w:r>
+        <w:rPr>
+          <w:rFonts w:ascii="Arial" w:hAnsi="Arial" w:cs="Arial"/>
+          <w:sz w:val="24"/>
+          <w:szCs w:val="24"/>
+        </w:rPr>
+        <w:t>Product</w:t>
+      </w:r>
+      <w:proofErr w:type="spellEnd"/>
+      <w:r>
+        <w:rPr>
+          <w:rFonts w:ascii="Arial" w:hAnsi="Arial" w:cs="Arial"/>
+          <w:sz w:val="24"/>
+          <w:szCs w:val="24"/>
+        </w:rPr>
+        <w:t xml:space="preserve"> Backlog y la incorporación de nuevas historias de usuario. Se revisan los criterios de aceptación y se organiza la distribución de las funcionalidades de acuerdo con su prioridad y complejidad. Se comienza a estructurar la planificación de los </w:t>
+      </w:r>
+      <w:proofErr w:type="spellStart"/>
+      <w:r>
+        <w:rPr>
+          <w:rFonts w:ascii="Arial" w:hAnsi="Arial" w:cs="Arial"/>
+          <w:sz w:val="24"/>
+          <w:szCs w:val="24"/>
+        </w:rPr>
+        <w:t>sprints</w:t>
+      </w:r>
+      <w:proofErr w:type="spellEnd"/>
+      <w:r>
+        <w:rPr>
+          <w:rFonts w:ascii="Arial" w:hAnsi="Arial" w:cs="Arial"/>
+          <w:sz w:val="24"/>
+          <w:szCs w:val="24"/>
+        </w:rPr>
+        <w:t>.</w:t>
+      </w:r>
+    </w:p>
+    <w:p>
+      <w:pPr>
+        <w:rPr>
+          <w:rFonts w:ascii="Arial" w:hAnsi="Arial" w:cs="Arial"/>
+          <w:sz w:val="24"/>
+          <w:szCs w:val="24"/>
+        </w:rPr>
+      </w:pPr>
+      <w:r>
+        <w:rPr>
+          <w:rFonts w:ascii="Arial" w:hAnsi="Arial" w:cs="Arial"/>
+          <w:sz w:val="24"/>
+          <w:szCs w:val="24"/>
+        </w:rPr>
+        <w:t>Se crea el proyecto en Jira</w:t>
+      </w:r>
+    </w:p>
+    <w:p>
+      <w:pPr>
+        <w:rPr>
+          <w:rFonts w:ascii="Arial" w:hAnsi="Arial" w:cs="Arial"/>
+          <w:sz w:val="24"/>
+          <w:szCs w:val="24"/>
+        </w:rPr>
+      </w:pPr>
+    </w:p>
+    <w:p>
+      <w:pPr>
+        <w:rPr>
+          <w:rFonts w:ascii="Arial" w:hAnsi="Arial" w:cs="Arial"/>
+          <w:sz w:val="24"/>
+          <w:szCs w:val="24"/>
+        </w:rPr>
+      </w:pPr>
+      <w:r>
+        <w:rPr>
+          <w:rFonts w:ascii="Arial" w:hAnsi="Arial" w:cs="Arial"/>
+          <w:sz w:val="24"/>
+          <w:szCs w:val="24"/>
+        </w:rPr>
+        <w:t>Fecha: 19/07/2026</w:t>
+      </w:r>
+      <w:r>
+        <w:rPr>
+          <w:rFonts w:ascii="Arial" w:hAnsi="Arial" w:cs="Arial"/>
+          <w:sz w:val="24"/>
+          <w:szCs w:val="24"/>
+        </w:rPr>
+        <w:br/>
+        <w:t>ASUNTOS TRATADOS:</w:t>
+      </w:r>
+      <w:r>
+        <w:rPr>
+          <w:rFonts w:ascii="Arial" w:hAnsi="Arial" w:cs="Arial"/>
+          <w:sz w:val="24"/>
+          <w:szCs w:val="24"/>
+        </w:rPr>
+        <w:br/>
+        <w:t>Se inicia el desarrollo y revisión de los diagramas UML de la solución. Se trabaja en el diagrama general de casos de uso y se identifican los procesos necesarios para elaborar los diagramas de actividades, secuencia y clases.</w:t>
+      </w:r>
+    </w:p>
+    <w:p>
+      <w:pPr>
+        <w:rPr>
+          <w:rFonts w:ascii="Arial" w:hAnsi="Arial" w:cs="Arial"/>
+          <w:sz w:val="24"/>
+          <w:szCs w:val="24"/>
+        </w:rPr>
+      </w:pPr>
+    </w:p>
+    <w:p>
+      <w:pPr>
+        <w:rPr>
+          <w:rFonts w:ascii="Arial" w:hAnsi="Arial" w:cs="Arial"/>
+          <w:sz w:val="24"/>
+          <w:szCs w:val="24"/>
+        </w:rPr>
+      </w:pPr>
+      <w:r>
+        <w:rPr>
+          <w:rFonts w:ascii="Arial" w:hAnsi="Arial" w:cs="Arial"/>
+          <w:sz w:val="24"/>
+          <w:szCs w:val="24"/>
+        </w:rPr>
+        <w:t>Fecha: 23/07/2026 (Clase)</w:t>
+      </w:r>
+      <w:r>
+        <w:rPr>
+          <w:rFonts w:ascii="Arial" w:hAnsi="Arial" w:cs="Arial"/>
+          <w:sz w:val="24"/>
+          <w:szCs w:val="24"/>
+        </w:rPr>
+        <w:br/>
+        <w:t>ASUNTOS TRATADOS:</w:t>
+      </w:r>
+      <w:r>
+        <w:rPr>
+          <w:rFonts w:ascii="Arial" w:hAnsi="Arial" w:cs="Arial"/>
+          <w:sz w:val="24"/>
+          <w:szCs w:val="24"/>
+        </w:rPr>
+        <w:br/>
+        <w:t>Se revisan los avances de los diagramas UML. Se realizan correcciones para mantener coherencia entre actores, historias de usuario, requerimientos y funcionamiento esperado del sistema. Se continúa trabajando en los diagramas de actividades, secuencia y clases conceptual.</w:t>
+      </w:r>
+    </w:p>
+    <w:p>
+      <w:pPr>
+        <w:rPr>
+          <w:rFonts w:ascii="Arial" w:hAnsi="Arial" w:cs="Arial"/>
+          <w:sz w:val="24"/>
+          <w:szCs w:val="24"/>
+        </w:rPr>
+      </w:pPr>
+    </w:p>
+    <w:p>
+      <w:pPr>
+        <w:rPr>
+          <w:rFonts w:ascii="Arial" w:hAnsi="Arial" w:cs="Arial"/>
+          <w:sz w:val="24"/>
+          <w:szCs w:val="24"/>
+        </w:rPr>
+      </w:pPr>
+    </w:p>
+    <w:p>
+      <w:pPr>
+        <w:rPr>
+          <w:rFonts w:ascii="Arial" w:hAnsi="Arial" w:cs="Arial"/>
+          <w:sz w:val="24"/>
+          <w:szCs w:val="24"/>
+        </w:rPr>
+      </w:pPr>
+      <w:r>
+        <w:rPr>
+          <w:rFonts w:ascii="Arial" w:hAnsi="Arial" w:cs="Arial"/>
+          <w:sz w:val="24"/>
+          <w:szCs w:val="24"/>
+        </w:rPr>
+        <w:t>Fecha: 26/07/2026</w:t>
+      </w:r>
+      <w:r>
+        <w:rPr>
+          <w:rFonts w:ascii="Arial" w:hAnsi="Arial" w:cs="Arial"/>
+          <w:sz w:val="24"/>
+          <w:szCs w:val="24"/>
+        </w:rPr>
+        <w:br/>
+        <w:t>ASUNTOS TRATADOS:</w:t>
+      </w:r>
+      <w:r>
+        <w:rPr>
+          <w:rFonts w:ascii="Arial" w:hAnsi="Arial" w:cs="Arial"/>
+          <w:sz w:val="24"/>
+          <w:szCs w:val="24"/>
+        </w:rPr>
+        <w:br/>
+        <w:t>Se inicia el diseño de los mockups funcionales de la plataforma. También se comienza a definir la navegación según los diferentes tipos de usuario.</w:t>
+      </w:r>
+    </w:p>
+    <w:p>
+      <w:pPr>
+        <w:rPr>
+          <w:rFonts w:ascii="Arial" w:hAnsi="Arial" w:cs="Arial"/>
+          <w:sz w:val="24"/>
+          <w:szCs w:val="24"/>
+        </w:rPr>
+      </w:pPr>
+    </w:p>
+    <w:p>
+      <w:pPr>
+        <w:rPr>
+          <w:rFonts w:ascii="Arial" w:hAnsi="Arial" w:cs="Arial"/>
+          <w:sz w:val="24"/>
+          <w:szCs w:val="24"/>
+        </w:rPr>
+      </w:pPr>
+      <w:r>
+        <w:rPr>
+          <w:rFonts w:ascii="Arial" w:hAnsi="Arial" w:cs="Arial"/>
+          <w:sz w:val="24"/>
+          <w:szCs w:val="24"/>
+        </w:rPr>
+        <w:t>Fecha: 02/08/2026</w:t>
+      </w:r>
+      <w:r>
+        <w:rPr>
+          <w:rFonts w:ascii="Arial" w:hAnsi="Arial" w:cs="Arial"/>
+          <w:sz w:val="24"/>
+          <w:szCs w:val="24"/>
+        </w:rPr>
+        <w:br/>
+        <w:t>ASUNTOS TRATADOS</w:t>
+      </w:r>
+      <w:r>
+        <w:rPr>
+          <w:rFonts w:ascii="Arial" w:hAnsi="Arial" w:cs="Arial"/>
+          <w:b/>
+          <w:bCs/>
+          <w:sz w:val="24"/>
+          <w:szCs w:val="24"/>
+        </w:rPr>
+        <w:t>:</w:t>
+      </w:r>
+      <w:r>
+        <w:rPr>
+          <w:rFonts w:ascii="Arial" w:hAnsi="Arial" w:cs="Arial"/>
+          <w:sz w:val="24"/>
+          <w:szCs w:val="24"/>
+        </w:rPr>
+        <w:br/>
+        <w:t xml:space="preserve">Se </w:t>
+      </w:r>
+      <w:r>
+        <w:rPr>
+          <w:rFonts w:ascii="Arial" w:hAnsi="Arial" w:cs="Arial"/>
+          <w:sz w:val="24"/>
+          <w:szCs w:val="24"/>
+        </w:rPr>
+        <w:t>hizo</w:t>
+      </w:r>
+      <w:r>
+        <w:rPr>
+          <w:rFonts w:ascii="Arial" w:hAnsi="Arial" w:cs="Arial"/>
+          <w:sz w:val="24"/>
+          <w:szCs w:val="24"/>
+        </w:rPr>
+        <w:t xml:space="preserve"> el modelo entidad-relación y al diccionario de datos. </w:t>
+      </w:r>
+      <w:r>
+        <w:rPr>
+          <w:rFonts w:ascii="Arial" w:hAnsi="Arial" w:cs="Arial"/>
+          <w:sz w:val="24"/>
+          <w:szCs w:val="24"/>
+        </w:rPr>
+        <w:t>Se</w:t>
+      </w:r>
+      <w:r>
+        <w:rPr>
+          <w:rFonts w:ascii="Arial" w:hAnsi="Arial" w:cs="Arial"/>
+          <w:sz w:val="24"/>
+          <w:szCs w:val="24"/>
+        </w:rPr>
+        <w:t xml:space="preserve"> revisa las principales entidades necesarias para representar usuarios, proyectos, tareas, evidencias y demás información del sistema. Se analizan atributos, relaciones y estructura general de los datos.</w:t>
+      </w:r>
+    </w:p>
+    <w:p>
+      <w:pPr>
+        <w:rPr>
+          <w:rFonts w:ascii="Arial" w:hAnsi="Arial" w:cs="Arial"/>
+          <w:sz w:val="24"/>
+          <w:szCs w:val="24"/>
+        </w:rPr>
+      </w:pPr>
+    </w:p>
+    <w:p>
+      <w:pPr>
+        <w:rPr>
+          <w:rFonts w:ascii="Arial" w:hAnsi="Arial" w:cs="Arial"/>
+          <w:sz w:val="24"/>
+          <w:szCs w:val="24"/>
+        </w:rPr>
+      </w:pPr>
+    </w:p>
+    <w:p>
+      <w:pPr>
+        <w:rPr>
+          <w:rFonts w:ascii="Arial" w:hAnsi="Arial" w:cs="Arial"/>
+          <w:sz w:val="24"/>
+          <w:szCs w:val="24"/>
+        </w:rPr>
+      </w:pPr>
+    </w:p>
+    <w:p>
+      <w:pPr>
+        <w:rPr>
+          <w:rFonts w:ascii="Arial" w:hAnsi="Arial" w:cs="Arial"/>
+          <w:sz w:val="24"/>
+          <w:szCs w:val="24"/>
+          <w:lang w:val="es-419"/>
+        </w:rPr>
+      </w:pPr>
+      <w:r>
+        <w:rPr>
+          <w:rFonts w:ascii="Arial" w:hAnsi="Arial" w:cs="Arial"/>
+          <w:sz w:val="24"/>
+          <w:szCs w:val="24"/>
+          <w:lang w:val="es-419"/>
+        </w:rPr>
+        <w:lastRenderedPageBreak/>
+        <w:t xml:space="preserve">Fecha: </w:t>
+      </w:r>
+      <w:r>
+        <w:rPr>
+          <w:rFonts w:ascii="Arial" w:hAnsi="Arial" w:cs="Arial"/>
+          <w:sz w:val="24"/>
+          <w:szCs w:val="24"/>
+          <w:lang w:val="es-419"/>
+        </w:rPr>
+        <w:t>06</w:t>
+      </w:r>
+      <w:r>
+        <w:rPr>
+          <w:rFonts w:ascii="Arial" w:hAnsi="Arial" w:cs="Arial"/>
+          <w:sz w:val="24"/>
+          <w:szCs w:val="24"/>
+          <w:lang w:val="es-419"/>
+        </w:rPr>
+        <w:t>/0</w:t>
+      </w:r>
+      <w:r>
+        <w:rPr>
+          <w:rFonts w:ascii="Arial" w:hAnsi="Arial" w:cs="Arial"/>
+          <w:sz w:val="24"/>
+          <w:szCs w:val="24"/>
+          <w:lang w:val="es-419"/>
+        </w:rPr>
+        <w:t>8</w:t>
+      </w:r>
+      <w:r>
+        <w:rPr>
+          <w:rFonts w:ascii="Arial" w:hAnsi="Arial" w:cs="Arial"/>
+          <w:sz w:val="24"/>
+          <w:szCs w:val="24"/>
+          <w:lang w:val="es-419"/>
+        </w:rPr>
+        <w:t>/2026</w:t>
+      </w:r>
+      <w:r>
+        <w:rPr>
+          <w:rFonts w:ascii="Arial" w:hAnsi="Arial" w:cs="Arial"/>
+          <w:sz w:val="24"/>
+          <w:szCs w:val="24"/>
+          <w:lang w:val="es-419"/>
+        </w:rPr>
+        <w:t xml:space="preserve"> (Clase)</w:t>
+      </w:r>
+    </w:p>
+    <w:p>
+      <w:pPr>
+        <w:spacing w:after="0"/>
+        <w:rPr>
+          <w:rFonts w:ascii="Arial" w:hAnsi="Arial" w:cs="Arial"/>
+          <w:sz w:val="24"/>
+          <w:szCs w:val="24"/>
+          <w:lang w:val="es-419"/>
+        </w:rPr>
+      </w:pPr>
+      <w:r>
+        <w:rPr>
+          <w:rFonts w:ascii="Arial" w:hAnsi="Arial" w:cs="Arial"/>
+          <w:sz w:val="24"/>
+          <w:szCs w:val="24"/>
+          <w:lang w:val="es-419"/>
+        </w:rPr>
+        <w:t>ASUNTOS TRATADOS:</w:t>
+      </w:r>
+      <w:r>
+        <w:rPr>
+          <w:rFonts w:ascii="Arial" w:hAnsi="Arial" w:cs="Arial"/>
+          <w:sz w:val="24"/>
+          <w:szCs w:val="24"/>
+          <w:lang w:val="es-419"/>
+        </w:rPr>
+        <w:br/>
+      </w:r>
+      <w:r>
+        <w:rPr>
+          <w:rFonts w:ascii="Arial" w:hAnsi="Arial" w:cs="Arial"/>
+          <w:sz w:val="24"/>
+          <w:szCs w:val="24"/>
+          <w:lang w:val="es-419"/>
+        </w:rPr>
+        <w:t xml:space="preserve">Se trabajó sobre el documento </w:t>
+      </w:r>
+      <w:r>
+        <w:rPr>
+          <w:rFonts w:ascii="Arial" w:hAnsi="Arial" w:cs="Arial"/>
+          <w:sz w:val="24"/>
+          <w:szCs w:val="24"/>
+          <w:lang w:val="es-419"/>
+        </w:rPr>
+        <w:t>final</w:t>
+      </w:r>
+      <w:r>
+        <w:rPr>
+          <w:rFonts w:ascii="Arial" w:hAnsi="Arial" w:cs="Arial"/>
+          <w:sz w:val="24"/>
+          <w:szCs w:val="24"/>
+          <w:lang w:val="es-419"/>
+        </w:rPr>
+        <w:t xml:space="preserve"> durante la clase semanal. Se evacuan dudas con el profesor y se avanza con la organización del </w:t>
+      </w:r>
+      <w:proofErr w:type="spellStart"/>
+      <w:r>
+        <w:rPr>
+          <w:rFonts w:ascii="Arial" w:hAnsi="Arial" w:cs="Arial"/>
+          <w:sz w:val="24"/>
+          <w:szCs w:val="24"/>
+          <w:lang w:val="es-419"/>
+        </w:rPr>
+        <w:t>doc</w:t>
+      </w:r>
+      <w:proofErr w:type="spellEnd"/>
+      <w:r>
+        <w:rPr>
+          <w:rFonts w:ascii="Arial" w:hAnsi="Arial" w:cs="Arial"/>
+          <w:sz w:val="24"/>
+          <w:szCs w:val="24"/>
+          <w:lang w:val="es-419"/>
+        </w:rPr>
+        <w:t xml:space="preserve"> y su contenido.</w:t>
+      </w:r>
+    </w:p>
+    <w:p>
+      <w:pPr>
+        <w:spacing w:after="0"/>
+        <w:rPr>
+          <w:rFonts w:ascii="Arial" w:hAnsi="Arial" w:cs="Arial"/>
+          <w:sz w:val="24"/>
+          <w:szCs w:val="24"/>
+          <w:lang w:val="es-419"/>
+        </w:rPr>
+      </w:pPr>
+      <w:r>
+        <w:rPr>
+          <w:rFonts w:ascii="Arial" w:hAnsi="Arial" w:cs="Arial"/>
+          <w:sz w:val="24"/>
+          <w:szCs w:val="24"/>
+          <w:lang w:val="es-419"/>
+        </w:rPr>
+        <w:t>Se presentan los avances de cada integrante para su revisión por parte del equipo en general.</w:t>
+      </w:r>
+    </w:p>
+    <w:p>
+      <w:pPr>
+        <w:spacing w:after="0"/>
+        <w:rPr>
+          <w:rFonts w:ascii="Arial" w:hAnsi="Arial" w:cs="Arial"/>
+          <w:sz w:val="24"/>
+          <w:szCs w:val="24"/>
+          <w:lang w:val="es-419"/>
+        </w:rPr>
+      </w:pPr>
+      <w:r>
+        <w:rPr>
+          <w:rFonts w:ascii="Arial" w:hAnsi="Arial" w:cs="Arial"/>
+          <w:sz w:val="24"/>
+          <w:szCs w:val="24"/>
+          <w:lang w:val="es-419"/>
+        </w:rPr>
+        <w:t xml:space="preserve">Se presenta una pequeña parte de los backlogs al profe. </w:t>
+      </w:r>
+    </w:p>
+    <w:p>
+      <w:pPr>
+        <w:rPr>
+          <w:rFonts w:ascii="Arial" w:hAnsi="Arial" w:cs="Arial"/>
+          <w:sz w:val="24"/>
+          <w:szCs w:val="24"/>
+          <w:lang w:val="es-419"/>
+        </w:rPr>
+      </w:pPr>
+      <w:r>
+        <w:rPr>
+          <w:rFonts w:ascii="Arial" w:hAnsi="Arial" w:cs="Arial"/>
+          <w:sz w:val="24"/>
+          <w:szCs w:val="24"/>
+          <w:lang w:val="es-419"/>
+        </w:rPr>
+        <w:t>Se trabaja en el diccionario de datos y los modelos entidad relación.</w:t>
+      </w:r>
+    </w:p>
+    <w:p>
+      <w:pPr>
+        <w:rPr>
+          <w:rFonts w:ascii="Arial" w:hAnsi="Arial" w:cs="Arial"/>
+          <w:sz w:val="24"/>
+          <w:szCs w:val="24"/>
+          <w:lang w:val="es-419"/>
+        </w:rPr>
+      </w:pPr>
+    </w:p>
+    <w:p>
+      <w:pPr>
+        <w:rPr>
+          <w:rFonts w:ascii="Arial" w:hAnsi="Arial" w:cs="Arial"/>
+          <w:sz w:val="24"/>
+          <w:szCs w:val="24"/>
+        </w:rPr>
+      </w:pPr>
+      <w:r>
+        <w:rPr>
+          <w:rFonts w:ascii="Arial" w:hAnsi="Arial" w:cs="Arial"/>
+          <w:sz w:val="24"/>
+          <w:szCs w:val="24"/>
+        </w:rPr>
+        <w:t>Fecha: 09/08/2026</w:t>
+      </w:r>
+      <w:r>
+        <w:rPr>
+          <w:rFonts w:ascii="Arial" w:hAnsi="Arial" w:cs="Arial"/>
+          <w:sz w:val="24"/>
+          <w:szCs w:val="24"/>
+        </w:rPr>
+        <w:br/>
+        <w:t>ASUNTOS TRATADOS:</w:t>
+      </w:r>
+      <w:r>
+        <w:rPr>
+          <w:rFonts w:ascii="Arial" w:hAnsi="Arial" w:cs="Arial"/>
+          <w:sz w:val="24"/>
+          <w:szCs w:val="24"/>
+        </w:rPr>
+        <w:br/>
+        <w:t xml:space="preserve">Se realiza una revisión integral de la Fase 2. Se completa la documentación de la RFC-001, se revisan los cambios realizados al </w:t>
+      </w:r>
+      <w:proofErr w:type="spellStart"/>
+      <w:r>
+        <w:rPr>
+          <w:rFonts w:ascii="Arial" w:hAnsi="Arial" w:cs="Arial"/>
+          <w:sz w:val="24"/>
+          <w:szCs w:val="24"/>
+        </w:rPr>
+        <w:t>Product</w:t>
+      </w:r>
+      <w:proofErr w:type="spellEnd"/>
+      <w:r>
+        <w:rPr>
+          <w:rFonts w:ascii="Arial" w:hAnsi="Arial" w:cs="Arial"/>
+          <w:sz w:val="24"/>
+          <w:szCs w:val="24"/>
+        </w:rPr>
+        <w:t xml:space="preserve"> Backlog y se verifica la evidencia del repositorio Git. También se revisa la coherencia entre historias de usuario, </w:t>
+      </w:r>
+      <w:proofErr w:type="spellStart"/>
+      <w:r>
+        <w:rPr>
+          <w:rFonts w:ascii="Arial" w:hAnsi="Arial" w:cs="Arial"/>
+          <w:sz w:val="24"/>
+          <w:szCs w:val="24"/>
+        </w:rPr>
+        <w:t>sprints</w:t>
+      </w:r>
+      <w:proofErr w:type="spellEnd"/>
+      <w:r>
+        <w:rPr>
+          <w:rFonts w:ascii="Arial" w:hAnsi="Arial" w:cs="Arial"/>
+          <w:sz w:val="24"/>
+          <w:szCs w:val="24"/>
+        </w:rPr>
+        <w:t>, diagramas UML, mockups, modelo entidad-relación y diccionario de datos.</w:t>
+      </w:r>
+    </w:p>
+    <w:p>
+      <w:pPr>
+        <w:rPr>
+          <w:rFonts w:ascii="Arial" w:hAnsi="Arial" w:cs="Arial"/>
+          <w:sz w:val="24"/>
+          <w:szCs w:val="24"/>
+        </w:rPr>
+      </w:pPr>
+    </w:p>
+    <w:p>
+      <w:pPr>
+        <w:rPr>
+          <w:rFonts w:ascii="Arial" w:hAnsi="Arial" w:cs="Arial"/>
+          <w:sz w:val="24"/>
+          <w:szCs w:val="24"/>
+          <w:lang w:val="es-419"/>
+        </w:rPr>
+      </w:pPr>
+      <w:r>
+        <w:rPr>
+          <w:rFonts w:ascii="Arial" w:hAnsi="Arial" w:cs="Arial"/>
+          <w:sz w:val="24"/>
+          <w:szCs w:val="24"/>
+        </w:rPr>
+        <w:t>Fecha: 11/08/2026</w:t>
+      </w:r>
+      <w:r>
+        <w:rPr>
+          <w:rFonts w:ascii="Arial" w:hAnsi="Arial" w:cs="Arial"/>
+          <w:sz w:val="24"/>
+          <w:szCs w:val="24"/>
+        </w:rPr>
+        <w:br/>
+        <w:t>ASUNTOS TRATADOS:</w:t>
+      </w:r>
+      <w:r>
+        <w:rPr>
+          <w:rFonts w:ascii="Arial" w:hAnsi="Arial" w:cs="Arial"/>
+          <w:sz w:val="24"/>
+          <w:szCs w:val="24"/>
+        </w:rPr>
+        <w:br/>
+        <w:t>Se realizan los últimos ajustes al documento antes de la presentación final. Se revisan redacción, formato, orden de contenidos, evidencias y conclusiones de la Fase 2. Los integrantes verifican los apartados asignados y se prepara el material necesario para la exposición final.</w:t>
+      </w:r>
+    </w:p>
+    <w:p>
+      <w:pPr>
+        <w:rPr>
+          <w:rFonts w:ascii="Arial" w:hAnsi="Arial" w:cs="Arial"/>
+          <w:sz w:val="24"/>
+          <w:szCs w:val="24"/>
+          <w:lang w:val="es-419"/>
+        </w:rPr>
+      </w:pPr>
+    </w:p>
+    <w:p>
+      <w:pPr>
+        <w:rPr>
+          <w:rFonts w:ascii="Arial" w:hAnsi="Arial" w:cs="Arial"/>
+          <w:sz w:val="24"/>
+          <w:szCs w:val="24"/>
+          <w:lang w:val="es-419"/>
+        </w:rPr>
+      </w:pPr>
+      <w:r>
+        <w:rPr>
+          <w:rFonts w:ascii="Arial" w:hAnsi="Arial" w:cs="Arial"/>
+          <w:sz w:val="24"/>
+          <w:szCs w:val="24"/>
+          <w:lang w:val="es-419"/>
+        </w:rPr>
+        <w:t xml:space="preserve">Fecha: </w:t>
+      </w:r>
+      <w:r>
+        <w:rPr>
+          <w:rFonts w:ascii="Arial" w:hAnsi="Arial" w:cs="Arial"/>
+          <w:sz w:val="24"/>
+          <w:szCs w:val="24"/>
+          <w:lang w:val="es-419"/>
+        </w:rPr>
+        <w:t>13</w:t>
+      </w:r>
+      <w:r>
+        <w:rPr>
+          <w:rFonts w:ascii="Arial" w:hAnsi="Arial" w:cs="Arial"/>
+          <w:sz w:val="24"/>
+          <w:szCs w:val="24"/>
+          <w:lang w:val="es-419"/>
+        </w:rPr>
+        <w:t>/0</w:t>
+      </w:r>
+      <w:r>
+        <w:rPr>
+          <w:rFonts w:ascii="Arial" w:hAnsi="Arial" w:cs="Arial"/>
+          <w:sz w:val="24"/>
+          <w:szCs w:val="24"/>
+          <w:lang w:val="es-419"/>
+        </w:rPr>
+        <w:t>8</w:t>
+      </w:r>
+      <w:r>
+        <w:rPr>
+          <w:rFonts w:ascii="Arial" w:hAnsi="Arial" w:cs="Arial"/>
+          <w:sz w:val="24"/>
+          <w:szCs w:val="24"/>
+          <w:lang w:val="es-419"/>
+        </w:rPr>
+        <w:t>/2026</w:t>
+      </w:r>
+      <w:r>
+        <w:rPr>
+          <w:rFonts w:ascii="Arial" w:hAnsi="Arial" w:cs="Arial"/>
+          <w:sz w:val="24"/>
+          <w:szCs w:val="24"/>
+          <w:lang w:val="es-419"/>
+        </w:rPr>
+        <w:t xml:space="preserve"> (Clase)</w:t>
+      </w:r>
+    </w:p>
+    <w:p>
+      <w:pPr>
+        <w:rPr>
+          <w:rFonts w:ascii="Times New Roman" w:hAnsi="Times New Roman" w:cs="Times New Roman"/>
+          <w:b/>
+          <w:sz w:val="24"/>
+          <w:szCs w:val="24"/>
+        </w:rPr>
+      </w:pPr>
+      <w:r>
+        <w:rPr>
+          <w:rFonts w:ascii="Arial" w:hAnsi="Arial" w:cs="Arial"/>
+          <w:sz w:val="24"/>
+          <w:szCs w:val="24"/>
+          <w:lang w:val="es-419"/>
+        </w:rPr>
+        <w:t>ASUNTOS TRATADOS:</w:t>
+      </w:r>
+      <w:r>
+        <w:rPr>
+          <w:rFonts w:ascii="Arial" w:hAnsi="Arial" w:cs="Arial"/>
+          <w:sz w:val="24"/>
+          <w:szCs w:val="24"/>
+          <w:lang w:val="es-419"/>
+        </w:rPr>
+        <w:br/>
+      </w:r>
+      <w:r>
+        <w:rPr>
+          <w:rFonts w:ascii="Arial" w:hAnsi="Arial" w:cs="Arial"/>
+          <w:sz w:val="24"/>
+          <w:szCs w:val="24"/>
+          <w:lang w:val="es-419"/>
+        </w:rPr>
+        <w:t>se presenta el proyecto final.</w:t>
+      </w:r>
     </w:p>
     <w:sectPr>
       <w:headerReference w:type="default" r:id="rId8"/>
@@ -2668,7 +3925,7 @@
 </file>
 
 <file path=word/endnotes.xml><?xml version="1.0" encoding="utf-8"?>
-<w:endnotes xmlns:wpc="http://schemas.microsoft.com/office/word/2010/wordprocessingCanvas" xmlns:cx="http://schemas.microsoft.com/office/drawing/2014/chartex" xmlns:cx1="http://schemas.microsoft.com/office/drawing/2015/9/8/chartex" xmlns:cx2="http://schemas.microsoft.com/office/drawing/2015/10/21/chartex" xmlns:cx3="http://schemas.microsoft.com/office/drawing/2016/5/9/chartex" xmlns:cx4="http://schemas.microsoft.com/office/drawing/2016/5/10/chartex" xmlns:cx5="http://schemas.microsoft.com/office/drawing/2016/5/11/chartex" xmlns:cx6="http://schemas.microsoft.com/office/drawing/2016/5/12/chartex" xmlns:cx7="http://schemas.microsoft.com/office/drawing/2016/5/13/chartex" xmlns:cx8="http://schemas.microsoft.com/office/drawing/2016/5/14/chartex" xmlns:mc="http://schemas.openxmlformats.org/markup-compatibility/2006" xmlns:aink="http://schemas.microsoft.com/office/drawing/2016/ink" xmlns:am3d="http://schemas.microsoft.com/office/drawing/2017/model3d" xmlns:o="urn:schemas-microsoft-com:office:office" xmlns:oel="http://schemas.microsoft.com/office/2019/extlst" xmlns:r="http://schemas.openxmlformats.org/officeDocument/2006/relationships" xmlns:m="http://schemas.openxmlformats.org/officeDocument/2006/math" xmlns:v="urn:schemas-microsoft-com:vml" xmlns:wp14="http://schemas.microsoft.com/office/word/2010/wordprocessingDrawing" xmlns:wp="http://schemas.openxmlformats.org/drawingml/2006/wordprocessingDrawing" xmlns:w10="urn:schemas-microsoft-com:office:word" xmlns:w="http://schemas.openxmlformats.org/wordprocessingml/2006/main" xmlns:w14="http://schemas.microsoft.com/office/word/2010/wordml" xmlns:w15="http://schemas.microsoft.com/office/word/2012/wordml" xmlns:w16cex="http://schemas.microsoft.com/office/word/2018/wordml/cex" xmlns:w16cid="http://schemas.microsoft.com/office/word/2016/wordml/cid" xmlns:w16="http://schemas.microsoft.com/office/word/2018/wordml" xmlns:w16du="http://schemas.microsoft.com/office/word/2023/wordml/word16du" xmlns:w16sdtdh="http://schemas.microsoft.com/office/word/2020/wordml/sdtdatahash" xmlns:w16sdtfl="http://schemas.microsoft.com/office/word/2024/wordml/sdtformatlock" xmlns:w16se="http://schemas.microsoft.com/office/word/2015/wordml/symex" xmlns:wpg="http://schemas.microsoft.com/office/word/2010/wordprocessingGroup" xmlns:wpi="http://schemas.microsoft.com/office/word/2010/wordprocessingInk" xmlns:wne="http://schemas.microsoft.com/office/word/2006/wordml" xmlns:wps="http://schemas.microsoft.com/office/word/2010/wordprocessingShape" mc:Ignorable="w14 w15 w16se w16cid w16 w16cex w16sdtdh w16sdtfl w16du wp14">
+<w:endnotes xmlns:wpc="http://schemas.microsoft.com/office/word/2010/wordprocessingCanvas" xmlns:cx="http://schemas.microsoft.com/office/drawing/2014/chartex" xmlns:cx1="http://schemas.microsoft.com/office/drawing/2015/9/8/chartex" xmlns:cx2="http://schemas.microsoft.com/office/drawing/2015/10/21/chartex" xmlns:cx3="http://schemas.microsoft.com/office/drawing/2016/5/9/chartex" xmlns:cx4="http://schemas.microsoft.com/office/drawing/2016/5/10/chartex" xmlns:cx5="http://schemas.microsoft.com/office/drawing/2016/5/11/chartex" xmlns:cx6="http://schemas.microsoft.com/office/drawing/2016/5/12/chartex" xmlns:cx7="http://schemas.microsoft.com/office/drawing/2016/5/13/chartex" xmlns:cx8="http://schemas.microsoft.com/office/drawing/2016/5/14/chartex" xmlns:mc="http://schemas.openxmlformats.org/markup-compatibility/2006" xmlns:aink="http://schemas.microsoft.com/office/drawing/2016/ink" xmlns:am3d="http://schemas.microsoft.com/office/drawing/2017/model3d" xmlns:o="urn:schemas-microsoft-com:office:office" xmlns:oel="http://schemas.microsoft.com/office/2019/extlst" xmlns:r="http://schemas.openxmlformats.org/officeDocument/2006/relationships" xmlns:m="http://schemas.openxmlformats.org/officeDocument/2006/math" xmlns:v="urn:schemas-microsoft-com:vml" xmlns:wp14="http://schemas.microsoft.com/office/word/2010/wordprocessingDrawing" xmlns:wp="http://schemas.openxmlformats.org/drawingml/2006/wordprocessingDrawing" xmlns:w10="urn:schemas-microsoft-com:office:word" xmlns:w="http://schemas.openxmlformats.org/wordprocessingml/2006/main" xmlns:w14="http://schemas.microsoft.com/office/word/2010/wordml" xmlns:w15="http://schemas.microsoft.com/office/word/2012/wordml" xmlns:w16cei="http://schemas.microsoft.com/office/word/2026/wordml/cei" xmlns:w16cex="http://schemas.microsoft.com/office/word/2018/wordml/cex" xmlns:w16cid="http://schemas.microsoft.com/office/word/2016/wordml/cid" xmlns:w16="http://schemas.microsoft.com/office/word/2018/wordml" xmlns:w16du="http://schemas.microsoft.com/office/word/2023/wordml/word16du" xmlns:w16sdtdh="http://schemas.microsoft.com/office/word/2020/wordml/sdtdatahash" xmlns:w16sdtfl="http://schemas.microsoft.com/office/word/2024/wordml/sdtformatlock" xmlns:w16se="http://schemas.microsoft.com/office/word/2015/wordml/symex" xmlns:wpg="http://schemas.microsoft.com/office/word/2010/wordprocessingGroup" xmlns:wpi="http://schemas.microsoft.com/office/word/2010/wordprocessingInk" xmlns:wne="http://schemas.microsoft.com/office/word/2006/wordml" xmlns:wps="http://schemas.microsoft.com/office/word/2010/wordprocessingShape" mc:Ignorable="w14 w15 w16se w16cid w16 w16cex w16sdtdh w16sdtfl w16du wp14">
   <w:endnote w:type="separator" w:id="-1">
     <w:p>
       <w:pPr>
@@ -2693,7 +3950,7 @@
 </file>
 
 <file path=word/footer1.xml><?xml version="1.0" encoding="utf-8"?>
-<w:ftr xmlns:wpc="http://schemas.microsoft.com/office/word/2010/wordprocessingCanvas" xmlns:cx="http://schemas.microsoft.com/office/drawing/2014/chartex" xmlns:cx1="http://schemas.microsoft.com/office/drawing/2015/9/8/chartex" xmlns:cx2="http://schemas.microsoft.com/office/drawing/2015/10/21/chartex" xmlns:cx3="http://schemas.microsoft.com/office/drawing/2016/5/9/chartex" xmlns:cx4="http://schemas.microsoft.com/office/drawing/2016/5/10/chartex" xmlns:cx5="http://schemas.microsoft.com/office/drawing/2016/5/11/chartex" xmlns:cx6="http://schemas.microsoft.com/office/drawing/2016/5/12/chartex" xmlns:cx7="http://schemas.microsoft.com/office/drawing/2016/5/13/chartex" xmlns:cx8="http://schemas.microsoft.com/office/drawing/2016/5/14/chartex" xmlns:mc="http://schemas.openxmlformats.org/markup-compatibility/2006" xmlns:aink="http://schemas.microsoft.com/office/drawing/2016/ink" xmlns:am3d="http://schemas.microsoft.com/office/drawing/2017/model3d" xmlns:o="urn:schemas-microsoft-com:office:office" xmlns:oel="http://schemas.microsoft.com/office/2019/extlst" xmlns:r="http://schemas.openxmlformats.org/officeDocument/2006/relationships" xmlns:m="http://schemas.openxmlformats.org/officeDocument/2006/math" xmlns:v="urn:schemas-microsoft-com:vml" xmlns:wp14="http://schemas.microsoft.com/office/word/2010/wordprocessingDrawing" xmlns:wp="http://schemas.openxmlformats.org/drawingml/2006/wordprocessingDrawing" xmlns:w10="urn:schemas-microsoft-com:office:word" xmlns:w="http://schemas.openxmlformats.org/wordprocessingml/2006/main" xmlns:w14="http://schemas.microsoft.com/office/word/2010/wordml" xmlns:w15="http://schemas.microsoft.com/office/word/2012/wordml" xmlns:w16cex="http://schemas.microsoft.com/office/word/2018/wordml/cex" xmlns:w16cid="http://schemas.microsoft.com/office/word/2016/wordml/cid" xmlns:w16="http://schemas.microsoft.com/office/word/2018/wordml" xmlns:w16du="http://schemas.microsoft.com/office/word/2023/wordml/word16du" xmlns:w16sdtdh="http://schemas.microsoft.com/office/word/2020/wordml/sdtdatahash" xmlns:w16sdtfl="http://schemas.microsoft.com/office/word/2024/wordml/sdtformatlock" xmlns:w16se="http://schemas.microsoft.com/office/word/2015/wordml/symex" xmlns:wpg="http://schemas.microsoft.com/office/word/2010/wordprocessingGroup" xmlns:wpi="http://schemas.microsoft.com/office/word/2010/wordprocessingInk" xmlns:wne="http://schemas.microsoft.com/office/word/2006/wordml" xmlns:wps="http://schemas.microsoft.com/office/word/2010/wordprocessingShape" mc:Ignorable="w14 w15 w16se w16cid w16 w16cex w16sdtdh w16sdtfl w16du wp14">
+<w:ftr xmlns:wpc="http://schemas.microsoft.com/office/word/2010/wordprocessingCanvas" xmlns:cx="http://schemas.microsoft.com/office/drawing/2014/chartex" xmlns:cx1="http://schemas.microsoft.com/office/drawing/2015/9/8/chartex" xmlns:cx2="http://schemas.microsoft.com/office/drawing/2015/10/21/chartex" xmlns:cx3="http://schemas.microsoft.com/office/drawing/2016/5/9/chartex" xmlns:cx4="http://schemas.microsoft.com/office/drawing/2016/5/10/chartex" xmlns:cx5="http://schemas.microsoft.com/office/drawing/2016/5/11/chartex" xmlns:cx6="http://schemas.microsoft.com/office/drawing/2016/5/12/chartex" xmlns:cx7="http://schemas.microsoft.com/office/drawing/2016/5/13/chartex" xmlns:cx8="http://schemas.microsoft.com/office/drawing/2016/5/14/chartex" xmlns:mc="http://schemas.openxmlformats.org/markup-compatibility/2006" xmlns:aink="http://schemas.microsoft.com/office/drawing/2016/ink" xmlns:am3d="http://schemas.microsoft.com/office/drawing/2017/model3d" xmlns:o="urn:schemas-microsoft-com:office:office" xmlns:oel="http://schemas.microsoft.com/office/2019/extlst" xmlns:r="http://schemas.openxmlformats.org/officeDocument/2006/relationships" xmlns:m="http://schemas.openxmlformats.org/officeDocument/2006/math" xmlns:v="urn:schemas-microsoft-com:vml" xmlns:wp14="http://schemas.microsoft.com/office/word/2010/wordprocessingDrawing" xmlns:wp="http://schemas.openxmlformats.org/drawingml/2006/wordprocessingDrawing" xmlns:w10="urn:schemas-microsoft-com:office:word" xmlns:w="http://schemas.openxmlformats.org/wordprocessingml/2006/main" xmlns:w14="http://schemas.microsoft.com/office/word/2010/wordml" xmlns:w15="http://schemas.microsoft.com/office/word/2012/wordml" xmlns:w16cei="http://schemas.microsoft.com/office/word/2026/wordml/cei" xmlns:w16cex="http://schemas.microsoft.com/office/word/2018/wordml/cex" xmlns:w16cid="http://schemas.microsoft.com/office/word/2016/wordml/cid" xmlns:w16="http://schemas.microsoft.com/office/word/2018/wordml" xmlns:w16du="http://schemas.microsoft.com/office/word/2023/wordml/word16du" xmlns:w16sdtdh="http://schemas.microsoft.com/office/word/2020/wordml/sdtdatahash" xmlns:w16sdtfl="http://schemas.microsoft.com/office/word/2024/wordml/sdtformatlock" xmlns:w16se="http://schemas.microsoft.com/office/word/2015/wordml/symex" xmlns:wpg="http://schemas.microsoft.com/office/word/2010/wordprocessingGroup" xmlns:wpi="http://schemas.microsoft.com/office/word/2010/wordprocessingInk" xmlns:wne="http://schemas.microsoft.com/office/word/2006/wordml" xmlns:wps="http://schemas.microsoft.com/office/word/2010/wordprocessingShape" mc:Ignorable="w14 w15 w16se w16cid w16 w16cex w16sdtdh w16sdtfl w16du wp14">
   <w:sdt>
     <w:sdtPr>
       <w:id w:val="406351104"/>
@@ -2738,7 +3995,7 @@
 </file>
 
 <file path=word/footnotes.xml><?xml version="1.0" encoding="utf-8"?>
-<w:footnotes xmlns:wpc="http://schemas.microsoft.com/office/word/2010/wordprocessingCanvas" xmlns:cx="http://schemas.microsoft.com/office/drawing/2014/chartex" xmlns:cx1="http://schemas.microsoft.com/office/drawing/2015/9/8/chartex" xmlns:cx2="http://schemas.microsoft.com/office/drawing/2015/10/21/chartex" xmlns:cx3="http://schemas.microsoft.com/office/drawing/2016/5/9/chartex" xmlns:cx4="http://schemas.microsoft.com/office/drawing/2016/5/10/chartex" xmlns:cx5="http://schemas.microsoft.com/office/drawing/2016/5/11/chartex" xmlns:cx6="http://schemas.microsoft.com/office/drawing/2016/5/12/chartex" xmlns:cx7="http://schemas.microsoft.com/office/drawing/2016/5/13/chartex" xmlns:cx8="http://schemas.microsoft.com/office/drawing/2016/5/14/chartex" xmlns:mc="http://schemas.openxmlformats.org/markup-compatibility/2006" xmlns:aink="http://schemas.microsoft.com/office/drawing/2016/ink" xmlns:am3d="http://schemas.microsoft.com/office/drawing/2017/model3d" xmlns:o="urn:schemas-microsoft-com:office:office" xmlns:oel="http://schemas.microsoft.com/office/2019/extlst" xmlns:r="http://schemas.openxmlformats.org/officeDocument/2006/relationships" xmlns:m="http://schemas.openxmlformats.org/officeDocument/2006/math" xmlns:v="urn:schemas-microsoft-com:vml" xmlns:wp14="http://schemas.microsoft.com/office/word/2010/wordprocessingDrawing" xmlns:wp="http://schemas.openxmlformats.org/drawingml/2006/wordprocessingDrawing" xmlns:w10="urn:schemas-microsoft-com:office:word" xmlns:w="http://schemas.openxmlformats.org/wordprocessingml/2006/main" xmlns:w14="http://schemas.microsoft.com/office/word/2010/wordml" xmlns:w15="http://schemas.microsoft.com/office/word/2012/wordml" xmlns:w16cex="http://schemas.microsoft.com/office/word/2018/wordml/cex" xmlns:w16cid="http://schemas.microsoft.com/office/word/2016/wordml/cid" xmlns:w16="http://schemas.microsoft.com/office/word/2018/wordml" xmlns:w16du="http://schemas.microsoft.com/office/word/2023/wordml/word16du" xmlns:w16sdtdh="http://schemas.microsoft.com/office/word/2020/wordml/sdtdatahash" xmlns:w16sdtfl="http://schemas.microsoft.com/office/word/2024/wordml/sdtformatlock" xmlns:w16se="http://schemas.microsoft.com/office/word/2015/wordml/symex" xmlns:wpg="http://schemas.microsoft.com/office/word/2010/wordprocessingGroup" xmlns:wpi="http://schemas.microsoft.com/office/word/2010/wordprocessingInk" xmlns:wne="http://schemas.microsoft.com/office/word/2006/wordml" xmlns:wps="http://schemas.microsoft.com/office/word/2010/wordprocessingShape" mc:Ignorable="w14 w15 w16se w16cid w16 w16cex w16sdtdh w16sdtfl w16du wp14">
+<w:footnotes xmlns:wpc="http://schemas.microsoft.com/office/word/2010/wordprocessingCanvas" xmlns:cx="http://schemas.microsoft.com/office/drawing/2014/chartex" xmlns:cx1="http://schemas.microsoft.com/office/drawing/2015/9/8/chartex" xmlns:cx2="http://schemas.microsoft.com/office/drawing/2015/10/21/chartex" xmlns:cx3="http://schemas.microsoft.com/office/drawing/2016/5/9/chartex" xmlns:cx4="http://schemas.microsoft.com/office/drawing/2016/5/10/chartex" xmlns:cx5="http://schemas.microsoft.com/office/drawing/2016/5/11/chartex" xmlns:cx6="http://schemas.microsoft.com/office/drawing/2016/5/12/chartex" xmlns:cx7="http://schemas.microsoft.com/office/drawing/2016/5/13/chartex" xmlns:cx8="http://schemas.microsoft.com/office/drawing/2016/5/14/chartex" xmlns:mc="http://schemas.openxmlformats.org/markup-compatibility/2006" xmlns:aink="http://schemas.microsoft.com/office/drawing/2016/ink" xmlns:am3d="http://schemas.microsoft.com/office/drawing/2017/model3d" xmlns:o="urn:schemas-microsoft-com:office:office" xmlns:oel="http://schemas.microsoft.com/office/2019/extlst" xmlns:r="http://schemas.openxmlformats.org/officeDocument/2006/relationships" xmlns:m="http://schemas.openxmlformats.org/officeDocument/2006/math" xmlns:v="urn:schemas-microsoft-com:vml" xmlns:wp14="http://schemas.microsoft.com/office/word/2010/wordprocessingDrawing" xmlns:wp="http://schemas.openxmlformats.org/drawingml/2006/wordprocessingDrawing" xmlns:w10="urn:schemas-microsoft-com:office:word" xmlns:w="http://schemas.openxmlformats.org/wordprocessingml/2006/main" xmlns:w14="http://schemas.microsoft.com/office/word/2010/wordml" xmlns:w15="http://schemas.microsoft.com/office/word/2012/wordml" xmlns:w16cei="http://schemas.microsoft.com/office/word/2026/wordml/cei" xmlns:w16cex="http://schemas.microsoft.com/office/word/2018/wordml/cex" xmlns:w16cid="http://schemas.microsoft.com/office/word/2016/wordml/cid" xmlns:w16="http://schemas.microsoft.com/office/word/2018/wordml" xmlns:w16du="http://schemas.microsoft.com/office/word/2023/wordml/word16du" xmlns:w16sdtdh="http://schemas.microsoft.com/office/word/2020/wordml/sdtdatahash" xmlns:w16sdtfl="http://schemas.microsoft.com/office/word/2024/wordml/sdtformatlock" xmlns:w16se="http://schemas.microsoft.com/office/word/2015/wordml/symex" xmlns:wpg="http://schemas.microsoft.com/office/word/2010/wordprocessingGroup" xmlns:wpi="http://schemas.microsoft.com/office/word/2010/wordprocessingInk" xmlns:wne="http://schemas.microsoft.com/office/word/2006/wordml" xmlns:wps="http://schemas.microsoft.com/office/word/2010/wordprocessingShape" mc:Ignorable="w14 w15 w16se w16cid w16 w16cex w16sdtdh w16sdtfl w16du wp14">
   <w:footnote w:type="separator" w:id="-1">
     <w:p>
       <w:pPr>
@@ -2763,7 +4020,7 @@
 </file>
 
 <file path=word/header1.xml><?xml version="1.0" encoding="utf-8"?>
-<w:hdr xmlns:wpc="http://schemas.microsoft.com/office/word/2010/wordprocessingCanvas" xmlns:cx="http://schemas.microsoft.com/office/drawing/2014/chartex" xmlns:cx1="http://schemas.microsoft.com/office/drawing/2015/9/8/chartex" xmlns:cx2="http://schemas.microsoft.com/office/drawing/2015/10/21/chartex" xmlns:cx3="http://schemas.microsoft.com/office/drawing/2016/5/9/chartex" xmlns:cx4="http://schemas.microsoft.com/office/drawing/2016/5/10/chartex" xmlns:cx5="http://schemas.microsoft.com/office/drawing/2016/5/11/chartex" xmlns:cx6="http://schemas.microsoft.com/office/drawing/2016/5/12/chartex" xmlns:cx7="http://schemas.microsoft.com/office/drawing/2016/5/13/chartex" xmlns:cx8="http://schemas.microsoft.com/office/drawing/2016/5/14/chartex" xmlns:mc="http://schemas.openxmlformats.org/markup-compatibility/2006" xmlns:aink="http://schemas.microsoft.com/office/drawing/2016/ink" xmlns:am3d="http://schemas.microsoft.com/office/drawing/2017/model3d" xmlns:o="urn:schemas-microsoft-com:office:office" xmlns:oel="http://schemas.microsoft.com/office/2019/extlst" xmlns:r="http://schemas.openxmlformats.org/officeDocument/2006/relationships" xmlns:m="http://schemas.openxmlformats.org/officeDocument/2006/math" xmlns:v="urn:schemas-microsoft-com:vml" xmlns:wp14="http://schemas.microsoft.com/office/word/2010/wordprocessingDrawing" xmlns:wp="http://schemas.openxmlformats.org/drawingml/2006/wordprocessingDrawing" xmlns:w10="urn:schemas-microsoft-com:office:word" xmlns:w="http://schemas.openxmlformats.org/wordprocessingml/2006/main" xmlns:w14="http://schemas.microsoft.com/office/word/2010/wordml" xmlns:w15="http://schemas.microsoft.com/office/word/2012/wordml" xmlns:w16cex="http://schemas.microsoft.com/office/word/2018/wordml/cex" xmlns:w16cid="http://schemas.microsoft.com/office/word/2016/wordml/cid" xmlns:w16="http://schemas.microsoft.com/office/word/2018/wordml" xmlns:w16du="http://schemas.microsoft.com/office/word/2023/wordml/word16du" xmlns:w16sdtdh="http://schemas.microsoft.com/office/word/2020/wordml/sdtdatahash" xmlns:w16sdtfl="http://schemas.microsoft.com/office/word/2024/wordml/sdtformatlock" xmlns:w16se="http://schemas.microsoft.com/office/word/2015/wordml/symex" xmlns:wpg="http://schemas.microsoft.com/office/word/2010/wordprocessingGroup" xmlns:wpi="http://schemas.microsoft.com/office/word/2010/wordprocessingInk" xmlns:wne="http://schemas.microsoft.com/office/word/2006/wordml" xmlns:wps="http://schemas.microsoft.com/office/word/2010/wordprocessingShape" mc:Ignorable="w14 w15 w16se w16cid w16 w16cex w16sdtdh w16sdtfl w16du wp14">
+<w:hdr xmlns:wpc="http://schemas.microsoft.com/office/word/2010/wordprocessingCanvas" xmlns:cx="http://schemas.microsoft.com/office/drawing/2014/chartex" xmlns:cx1="http://schemas.microsoft.com/office/drawing/2015/9/8/chartex" xmlns:cx2="http://schemas.microsoft.com/office/drawing/2015/10/21/chartex" xmlns:cx3="http://schemas.microsoft.com/office/drawing/2016/5/9/chartex" xmlns:cx4="http://schemas.microsoft.com/office/drawing/2016/5/10/chartex" xmlns:cx5="http://schemas.microsoft.com/office/drawing/2016/5/11/chartex" xmlns:cx6="http://schemas.microsoft.com/office/drawing/2016/5/12/chartex" xmlns:cx7="http://schemas.microsoft.com/office/drawing/2016/5/13/chartex" xmlns:cx8="http://schemas.microsoft.com/office/drawing/2016/5/14/chartex" xmlns:mc="http://schemas.openxmlformats.org/markup-compatibility/2006" xmlns:aink="http://schemas.microsoft.com/office/drawing/2016/ink" xmlns:am3d="http://schemas.microsoft.com/office/drawing/2017/model3d" xmlns:o="urn:schemas-microsoft-com:office:office" xmlns:oel="http://schemas.microsoft.com/office/2019/extlst" xmlns:r="http://schemas.openxmlformats.org/officeDocument/2006/relationships" xmlns:m="http://schemas.openxmlformats.org/officeDocument/2006/math" xmlns:v="urn:schemas-microsoft-com:vml" xmlns:wp14="http://schemas.microsoft.com/office/word/2010/wordprocessingDrawing" xmlns:wp="http://schemas.openxmlformats.org/drawingml/2006/wordprocessingDrawing" xmlns:w10="urn:schemas-microsoft-com:office:word" xmlns:w="http://schemas.openxmlformats.org/wordprocessingml/2006/main" xmlns:w14="http://schemas.microsoft.com/office/word/2010/wordml" xmlns:w15="http://schemas.microsoft.com/office/word/2012/wordml" xmlns:w16cei="http://schemas.microsoft.com/office/word/2026/wordml/cei" xmlns:w16cex="http://schemas.microsoft.com/office/word/2018/wordml/cex" xmlns:w16cid="http://schemas.microsoft.com/office/word/2016/wordml/cid" xmlns:w16="http://schemas.microsoft.com/office/word/2018/wordml" xmlns:w16du="http://schemas.microsoft.com/office/word/2023/wordml/word16du" xmlns:w16sdtdh="http://schemas.microsoft.com/office/word/2020/wordml/sdtdatahash" xmlns:w16sdtfl="http://schemas.microsoft.com/office/word/2024/wordml/sdtformatlock" xmlns:w16se="http://schemas.microsoft.com/office/word/2015/wordml/symex" xmlns:wpg="http://schemas.microsoft.com/office/word/2010/wordprocessingGroup" xmlns:wpi="http://schemas.microsoft.com/office/word/2010/wordprocessingInk" xmlns:wne="http://schemas.microsoft.com/office/word/2006/wordml" xmlns:wps="http://schemas.microsoft.com/office/word/2010/wordprocessingShape" mc:Ignorable="w14 w15 w16se w16cid w16 w16cex w16sdtdh w16sdtfl w16du wp14">
   <w:p>
     <w:pPr>
       <w:pStyle w:val="Encabezado"/>
@@ -2817,7 +4074,7 @@
 </file>
 
 <file path=word/numbering.xml><?xml version="1.0" encoding="utf-8"?>
-<w:numbering xmlns:wpc="http://schemas.microsoft.com/office/word/2010/wordprocessingCanvas" xmlns:cx="http://schemas.microsoft.com/office/drawing/2014/chartex" xmlns:cx1="http://schemas.microsoft.com/office/drawing/2015/9/8/chartex" xmlns:cx2="http://schemas.microsoft.com/office/drawing/2015/10/21/chartex" xmlns:cx3="http://schemas.microsoft.com/office/drawing/2016/5/9/chartex" xmlns:cx4="http://schemas.microsoft.com/office/drawing/2016/5/10/chartex" xmlns:cx5="http://schemas.microsoft.com/office/drawing/2016/5/11/chartex" xmlns:cx6="http://schemas.microsoft.com/office/drawing/2016/5/12/chartex" xmlns:cx7="http://schemas.microsoft.com/office/drawing/2016/5/13/chartex" xmlns:cx8="http://schemas.microsoft.com/office/drawing/2016/5/14/chartex" xmlns:mc="http://schemas.openxmlformats.org/markup-compatibility/2006" xmlns:aink="http://schemas.microsoft.com/office/drawing/2016/ink" xmlns:am3d="http://schemas.microsoft.com/office/drawing/2017/model3d" xmlns:o="urn:schemas-microsoft-com:office:office" xmlns:oel="http://schemas.microsoft.com/office/2019/extlst" xmlns:r="http://schemas.openxmlformats.org/officeDocument/2006/relationships" xmlns:m="http://schemas.openxmlformats.org/officeDocument/2006/math" xmlns:v="urn:schemas-microsoft-com:vml" xmlns:wp14="http://schemas.microsoft.com/office/word/2010/wordprocessingDrawing" xmlns:wp="http://schemas.openxmlformats.org/drawingml/2006/wordprocessingDrawing" xmlns:w10="urn:schemas-microsoft-com:office:word" xmlns:w="http://schemas.openxmlformats.org/wordprocessingml/2006/main" xmlns:w14="http://schemas.microsoft.com/office/word/2010/wordml" xmlns:w15="http://schemas.microsoft.com/office/word/2012/wordml" xmlns:w16cex="http://schemas.microsoft.com/office/word/2018/wordml/cex" xmlns:w16cid="http://schemas.microsoft.com/office/word/2016/wordml/cid" xmlns:w16="http://schemas.microsoft.com/office/word/2018/wordml" xmlns:w16du="http://schemas.microsoft.com/office/word/2023/wordml/word16du" xmlns:w16sdtdh="http://schemas.microsoft.com/office/word/2020/wordml/sdtdatahash" xmlns:w16sdtfl="http://schemas.microsoft.com/office/word/2024/wordml/sdtformatlock" xmlns:w16se="http://schemas.microsoft.com/office/word/2015/wordml/symex" xmlns:wpg="http://schemas.microsoft.com/office/word/2010/wordprocessingGroup" xmlns:wpi="http://schemas.microsoft.com/office/word/2010/wordprocessingInk" xmlns:wne="http://schemas.microsoft.com/office/word/2006/wordml" xmlns:wps="http://schemas.microsoft.com/office/word/2010/wordprocessingShape" mc:Ignorable="w14 w15 w16se w16cid w16 w16cex w16sdtdh w16sdtfl w16du wp14">
+<w:numbering xmlns:wpc="http://schemas.microsoft.com/office/word/2010/wordprocessingCanvas" xmlns:cx="http://schemas.microsoft.com/office/drawing/2014/chartex" xmlns:cx1="http://schemas.microsoft.com/office/drawing/2015/9/8/chartex" xmlns:cx2="http://schemas.microsoft.com/office/drawing/2015/10/21/chartex" xmlns:cx3="http://schemas.microsoft.com/office/drawing/2016/5/9/chartex" xmlns:cx4="http://schemas.microsoft.com/office/drawing/2016/5/10/chartex" xmlns:cx5="http://schemas.microsoft.com/office/drawing/2016/5/11/chartex" xmlns:cx6="http://schemas.microsoft.com/office/drawing/2016/5/12/chartex" xmlns:cx7="http://schemas.microsoft.com/office/drawing/2016/5/13/chartex" xmlns:cx8="http://schemas.microsoft.com/office/drawing/2016/5/14/chartex" xmlns:mc="http://schemas.openxmlformats.org/markup-compatibility/2006" xmlns:aink="http://schemas.microsoft.com/office/drawing/2016/ink" xmlns:am3d="http://schemas.microsoft.com/office/drawing/2017/model3d" xmlns:o="urn:schemas-microsoft-com:office:office" xmlns:oel="http://schemas.microsoft.com/office/2019/extlst" xmlns:r="http://schemas.openxmlformats.org/officeDocument/2006/relationships" xmlns:m="http://schemas.openxmlformats.org/officeDocument/2006/math" xmlns:v="urn:schemas-microsoft-com:vml" xmlns:wp14="http://schemas.microsoft.com/office/word/2010/wordprocessingDrawing" xmlns:wp="http://schemas.openxmlformats.org/drawingml/2006/wordprocessingDrawing" xmlns:w10="urn:schemas-microsoft-com:office:word" xmlns:w="http://schemas.openxmlformats.org/wordprocessingml/2006/main" xmlns:w14="http://schemas.microsoft.com/office/word/2010/wordml" xmlns:w15="http://schemas.microsoft.com/office/word/2012/wordml" xmlns:w16cei="http://schemas.microsoft.com/office/word/2026/wordml/cei" xmlns:w16cex="http://schemas.microsoft.com/office/word/2018/wordml/cex" xmlns:w16cid="http://schemas.microsoft.com/office/word/2016/wordml/cid" xmlns:w16="http://schemas.microsoft.com/office/word/2018/wordml" xmlns:w16du="http://schemas.microsoft.com/office/word/2023/wordml/word16du" xmlns:w16sdtdh="http://schemas.microsoft.com/office/word/2020/wordml/sdtdatahash" xmlns:w16sdtfl="http://schemas.microsoft.com/office/word/2024/wordml/sdtformatlock" xmlns:w16se="http://schemas.microsoft.com/office/word/2015/wordml/symex" xmlns:wpg="http://schemas.microsoft.com/office/word/2010/wordprocessingGroup" xmlns:wpi="http://schemas.microsoft.com/office/word/2010/wordprocessingInk" xmlns:wne="http://schemas.microsoft.com/office/word/2006/wordml" xmlns:wps="http://schemas.microsoft.com/office/word/2010/wordprocessingShape" mc:Ignorable="w14 w15 w16se w16cid w16 w16cex w16sdtdh w16sdtfl w16du wp14">
   <w:abstractNum w:abstractNumId="0" w15:restartNumberingAfterBreak="0">
     <w:nsid w:val="66AB75C4"/>
     <w:multiLevelType w:val="hybridMultilevel"/>
@@ -3305,7 +4562,7 @@
   <w:style w:type="paragraph" w:default="1" w:styleId="Normal">
     <w:name w:val="Normal"/>
     <w:qFormat/>
-    <w:rsid w:val="00302655"/>
+    <w:rsid w:val="004331B5"/>
     <w:rPr>
       <w:sz w:val="22"/>
       <w:szCs w:val="22"/>
@@ -3315,7 +4572,6 @@
   <w:style w:type="character" w:default="1" w:styleId="Fuentedeprrafopredeter">
     <w:name w:val="Default Paragraph Font"/>
     <w:uiPriority w:val="1"/>
-    <w:semiHidden/>
     <w:unhideWhenUsed/>
   </w:style>
   <w:style w:type="table" w:default="1" w:styleId="Tablanormal">
